--- a/applications/smaller_firms/letters/08_Will_McGowan_CoverLetter_CapitalDynamics.docx
+++ b/applications/smaller_firms/letters/08_Will_McGowan_CoverLetter_CapitalDynamics.docx
@@ -161,7 +161,7 @@
         <w:rPr>
           <w:b w:val="0"/>
         </w:rPr>
-        <w:t>Capital Dynamics stands out to me because its clean energy team invests directly in the assets the energy transition needs, from two UK solar projects of at least 121 MWp acquired in December 2025 with Contracts for Difference to a 170 MW, four-hour battery project in the Republic of Ireland. My dissertation models how storage levels and news move gas price volatility, and I would like to apply that thinking to the revenue risks of solar and storage assets at a firm of around 150 professionals where an analyst's work is visible.</w:t>
+        <w:t>Capital Dynamics stands out to me because its clean energy team invests directly in the assets the energy transition needs, from two UK solar projects of at least 121 MWp acquired in December 2025 with Contracts for Difference to a 170 MW, four-hour battery project in the Republic of Ireland. My dissertation studies how energy-price risk is hedged and who ends up bearing it, and I would like to apply that thinking to the revenue risks of solar and storage assets at a firm of around 150 professionals where an analyst's work is visible.</w:t>
       </w:r>
     </w:p>
     <w:p>
